--- a/public/bases-word/PAC/CUMPLIMIENTO_FINANCIERO/LIDER/3. AC_01.docx
+++ b/public/bases-word/PAC/CUMPLIMIENTO_FINANCIERO/LIDER/3. AC_01.docx
@@ -1,6 +1,6 @@
 
 <file path=word/document.xml><?xml version="1.0" encoding="utf-8"?>
-<w:document xmlns:wpc="http://schemas.microsoft.com/office/word/2010/wordprocessingCanvas" xmlns:cx="http://schemas.microsoft.com/office/drawing/2014/chartex" xmlns:cx1="http://schemas.microsoft.com/office/drawing/2015/9/8/chartex" xmlns:cx2="http://schemas.microsoft.com/office/drawing/2015/10/21/chartex" xmlns:cx3="http://schemas.microsoft.com/office/drawing/2016/5/9/chartex" xmlns:cx4="http://schemas.microsoft.com/office/drawing/2016/5/10/chartex" xmlns:cx5="http://schemas.microsoft.com/office/drawing/2016/5/11/chartex" xmlns:cx6="http://schemas.microsoft.com/office/drawing/2016/5/12/chartex" xmlns:cx7="http://schemas.microsoft.com/office/drawing/2016/5/13/chartex" xmlns:cx8="http://schemas.microsoft.com/office/drawing/2016/5/14/chartex" xmlns:mc="http://schemas.openxmlformats.org/markup-compatibility/2006" xmlns:aink="http://schemas.microsoft.com/office/drawing/2016/ink" xmlns:am3d="http://schemas.microsoft.com/office/drawing/2017/model3d" xmlns:o="urn:schemas-microsoft-com:office:office" xmlns:r="http://schemas.openxmlformats.org/officeDocument/2006/relationships" xmlns:m="http://schemas.openxmlformats.org/officeDocument/2006/math" xmlns:v="urn:schemas-microsoft-com:vml" xmlns:wp14="http://schemas.microsoft.com/office/word/2010/wordprocessingDrawing" xmlns:wp="http://schemas.openxmlformats.org/drawingml/2006/wordprocessingDrawing" xmlns:w10="urn:schemas-microsoft-com:office:word" xmlns:w="http://schemas.openxmlformats.org/wordprocessingml/2006/main" xmlns:w14="http://schemas.microsoft.com/office/word/2010/wordml" xmlns:w15="http://schemas.microsoft.com/office/word/2012/wordml" xmlns:w16cid="http://schemas.microsoft.com/office/word/2016/wordml/cid" xmlns:w16se="http://schemas.microsoft.com/office/word/2015/wordml/symex" xmlns:wpg="http://schemas.microsoft.com/office/word/2010/wordprocessingGroup" xmlns:wpi="http://schemas.microsoft.com/office/word/2010/wordprocessingInk" xmlns:wne="http://schemas.microsoft.com/office/word/2006/wordml" xmlns:wps="http://schemas.microsoft.com/office/word/2010/wordprocessingShape" mc:Ignorable="w14 w15 w16se w16cid wp14">
+<w:document xmlns:wpc="http://schemas.microsoft.com/office/word/2010/wordprocessingCanvas" xmlns:cx="http://schemas.microsoft.com/office/drawing/2014/chartex" xmlns:cx1="http://schemas.microsoft.com/office/drawing/2015/9/8/chartex" xmlns:cx2="http://schemas.microsoft.com/office/drawing/2015/10/21/chartex" xmlns:cx3="http://schemas.microsoft.com/office/drawing/2016/5/9/chartex" xmlns:cx4="http://schemas.microsoft.com/office/drawing/2016/5/10/chartex" xmlns:cx5="http://schemas.microsoft.com/office/drawing/2016/5/11/chartex" xmlns:cx6="http://schemas.microsoft.com/office/drawing/2016/5/12/chartex" xmlns:cx7="http://schemas.microsoft.com/office/drawing/2016/5/13/chartex" xmlns:cx8="http://schemas.microsoft.com/office/drawing/2016/5/14/chartex" xmlns:mc="http://schemas.openxmlformats.org/markup-compatibility/2006" xmlns:aink="http://schemas.microsoft.com/office/drawing/2016/ink" xmlns:am3d="http://schemas.microsoft.com/office/drawing/2017/model3d" xmlns:o="urn:schemas-microsoft-com:office:office" xmlns:oel="http://schemas.microsoft.com/office/2019/extlst" xmlns:r="http://schemas.openxmlformats.org/officeDocument/2006/relationships" xmlns:m="http://schemas.openxmlformats.org/officeDocument/2006/math" xmlns:v="urn:schemas-microsoft-com:vml" xmlns:wp14="http://schemas.microsoft.com/office/word/2010/wordprocessingDrawing" xmlns:wp="http://schemas.openxmlformats.org/drawingml/2006/wordprocessingDrawing" xmlns:w10="urn:schemas-microsoft-com:office:word" xmlns:w="http://schemas.openxmlformats.org/wordprocessingml/2006/main" xmlns:w14="http://schemas.microsoft.com/office/word/2010/wordml" xmlns:w15="http://schemas.microsoft.com/office/word/2012/wordml" xmlns:w16cex="http://schemas.microsoft.com/office/word/2018/wordml/cex" xmlns:w16cid="http://schemas.microsoft.com/office/word/2016/wordml/cid" xmlns:w16="http://schemas.microsoft.com/office/word/2018/wordml" xmlns:w16du="http://schemas.microsoft.com/office/word/2023/wordml/word16du" xmlns:w16sdtdh="http://schemas.microsoft.com/office/word/2020/wordml/sdtdatahash" xmlns:w16sdtfl="http://schemas.microsoft.com/office/word/2024/wordml/sdtformatlock" xmlns:w16se="http://schemas.microsoft.com/office/word/2015/wordml/symex" xmlns:wpg="http://schemas.microsoft.com/office/word/2010/wordprocessingGroup" xmlns:wpi="http://schemas.microsoft.com/office/word/2010/wordprocessingInk" xmlns:wne="http://schemas.microsoft.com/office/word/2006/wordml" xmlns:wps="http://schemas.microsoft.com/office/word/2010/wordprocessingShape" mc:Ignorable="w14 w15 w16se w16cid w16 w16cex w16sdtdh w16sdtfl w16du wp14">
   <w:body>
     <w:p>
       <w:pPr>
@@ -165,7 +165,6 @@
           <w:tag w:val="goog_rdk_4"/>
           <w:id w:val="-1860805400"/>
         </w:sdtPr>
-        <w:sdtEndPr/>
         <w:sdtContent>
           <w:commentRangeStart w:id="1"/>
         </w:sdtContent>
@@ -203,7 +202,6 @@
           <w:tag w:val="goog_rdk_5"/>
           <w:id w:val="2130038450"/>
         </w:sdtPr>
-        <w:sdtEndPr/>
         <w:sdtContent>
           <w:commentRangeStart w:id="2"/>
         </w:sdtContent>
@@ -692,7 +690,6 @@
           <w:tag w:val="goog_rdk_8"/>
           <w:id w:val="-617295181"/>
         </w:sdtPr>
-        <w:sdtEndPr/>
         <w:sdtContent/>
       </w:sdt>
       <w:r>
@@ -1354,8 +1351,6 @@
           <w:szCs w:val="14"/>
         </w:rPr>
       </w:pPr>
-      <w:bookmarkStart w:id="28" w:name="_GoBack"/>
-      <w:bookmarkEnd w:id="28"/>
     </w:p>
     <w:p>
       <w:pPr>
@@ -1463,7 +1458,7 @@
           <w:rFonts w:ascii="HelveticaNeue LT 45 Light" w:hAnsi="HelveticaNeue LT 45 Light"/>
         </w:rPr>
       </w:pPr>
-      <w:commentRangeStart w:id="29"/>
+      <w:commentRangeStart w:id="28"/>
       <w:r>
         <w:rPr>
           <w:rFonts w:ascii="Arial" w:eastAsia="Arial" w:hAnsi="Arial" w:cs="Arial"/>
@@ -1472,12 +1467,12 @@
         </w:rPr>
         <w:t>LISV/XXX/XXXX/XXX/XXXX*</w:t>
       </w:r>
-      <w:commentRangeEnd w:id="29"/>
+      <w:commentRangeEnd w:id="28"/>
       <w:r>
         <w:rPr>
           <w:rStyle w:val="Refdecomentario"/>
         </w:rPr>
-        <w:commentReference w:id="29"/>
+        <w:commentReference w:id="28"/>
       </w:r>
       <w:bookmarkEnd w:id="0"/>
     </w:p>
@@ -1494,7 +1489,7 @@
 </file>
 
 <file path=word/comments.xml><?xml version="1.0" encoding="utf-8"?>
-<w:comments xmlns:wpc="http://schemas.microsoft.com/office/word/2010/wordprocessingCanvas" xmlns:cx="http://schemas.microsoft.com/office/drawing/2014/chartex" xmlns:cx1="http://schemas.microsoft.com/office/drawing/2015/9/8/chartex" xmlns:cx2="http://schemas.microsoft.com/office/drawing/2015/10/21/chartex" xmlns:cx3="http://schemas.microsoft.com/office/drawing/2016/5/9/chartex" xmlns:cx4="http://schemas.microsoft.com/office/drawing/2016/5/10/chartex" xmlns:cx5="http://schemas.microsoft.com/office/drawing/2016/5/11/chartex" xmlns:cx6="http://schemas.microsoft.com/office/drawing/2016/5/12/chartex" xmlns:cx7="http://schemas.microsoft.com/office/drawing/2016/5/13/chartex" xmlns:cx8="http://schemas.microsoft.com/office/drawing/2016/5/14/chartex" xmlns:mc="http://schemas.openxmlformats.org/markup-compatibility/2006" xmlns:aink="http://schemas.microsoft.com/office/drawing/2016/ink" xmlns:am3d="http://schemas.microsoft.com/office/drawing/2017/model3d" xmlns:o="urn:schemas-microsoft-com:office:office" xmlns:r="http://schemas.openxmlformats.org/officeDocument/2006/relationships" xmlns:m="http://schemas.openxmlformats.org/officeDocument/2006/math" xmlns:v="urn:schemas-microsoft-com:vml" xmlns:wp14="http://schemas.microsoft.com/office/word/2010/wordprocessingDrawing" xmlns:wp="http://schemas.openxmlformats.org/drawingml/2006/wordprocessingDrawing" xmlns:w10="urn:schemas-microsoft-com:office:word" xmlns:w="http://schemas.openxmlformats.org/wordprocessingml/2006/main" xmlns:w14="http://schemas.microsoft.com/office/word/2010/wordml" xmlns:w15="http://schemas.microsoft.com/office/word/2012/wordml" xmlns:w16cid="http://schemas.microsoft.com/office/word/2016/wordml/cid" xmlns:w16se="http://schemas.microsoft.com/office/word/2015/wordml/symex" xmlns:wpg="http://schemas.microsoft.com/office/word/2010/wordprocessingGroup" xmlns:wpi="http://schemas.microsoft.com/office/word/2010/wordprocessingInk" xmlns:wne="http://schemas.microsoft.com/office/word/2006/wordml" xmlns:wps="http://schemas.microsoft.com/office/word/2010/wordprocessingShape" mc:Ignorable="w14 w15 w16se w16cid wp14">
+<w:comments xmlns:wpc="http://schemas.microsoft.com/office/word/2010/wordprocessingCanvas" xmlns:cx="http://schemas.microsoft.com/office/drawing/2014/chartex" xmlns:cx1="http://schemas.microsoft.com/office/drawing/2015/9/8/chartex" xmlns:cx2="http://schemas.microsoft.com/office/drawing/2015/10/21/chartex" xmlns:cx3="http://schemas.microsoft.com/office/drawing/2016/5/9/chartex" xmlns:cx4="http://schemas.microsoft.com/office/drawing/2016/5/10/chartex" xmlns:cx5="http://schemas.microsoft.com/office/drawing/2016/5/11/chartex" xmlns:cx6="http://schemas.microsoft.com/office/drawing/2016/5/12/chartex" xmlns:cx7="http://schemas.microsoft.com/office/drawing/2016/5/13/chartex" xmlns:cx8="http://schemas.microsoft.com/office/drawing/2016/5/14/chartex" xmlns:mc="http://schemas.openxmlformats.org/markup-compatibility/2006" xmlns:aink="http://schemas.microsoft.com/office/drawing/2016/ink" xmlns:am3d="http://schemas.microsoft.com/office/drawing/2017/model3d" xmlns:o="urn:schemas-microsoft-com:office:office" xmlns:oel="http://schemas.microsoft.com/office/2019/extlst" xmlns:r="http://schemas.openxmlformats.org/officeDocument/2006/relationships" xmlns:m="http://schemas.openxmlformats.org/officeDocument/2006/math" xmlns:v="urn:schemas-microsoft-com:vml" xmlns:wp14="http://schemas.microsoft.com/office/word/2010/wordprocessingDrawing" xmlns:wp="http://schemas.openxmlformats.org/drawingml/2006/wordprocessingDrawing" xmlns:w10="urn:schemas-microsoft-com:office:word" xmlns:w="http://schemas.openxmlformats.org/wordprocessingml/2006/main" xmlns:w14="http://schemas.microsoft.com/office/word/2010/wordml" xmlns:w15="http://schemas.microsoft.com/office/word/2012/wordml" xmlns:w16cex="http://schemas.microsoft.com/office/word/2018/wordml/cex" xmlns:w16cid="http://schemas.microsoft.com/office/word/2016/wordml/cid" xmlns:w16="http://schemas.microsoft.com/office/word/2018/wordml" xmlns:w16du="http://schemas.microsoft.com/office/word/2023/wordml/word16du" xmlns:w16sdtdh="http://schemas.microsoft.com/office/word/2020/wordml/sdtdatahash" xmlns:w16sdtfl="http://schemas.microsoft.com/office/word/2024/wordml/sdtformatlock" xmlns:w16se="http://schemas.microsoft.com/office/word/2015/wordml/symex" xmlns:wpg="http://schemas.microsoft.com/office/word/2010/wordprocessingGroup" xmlns:wpi="http://schemas.microsoft.com/office/word/2010/wordprocessingInk" xmlns:wne="http://schemas.microsoft.com/office/word/2006/wordml" xmlns:wps="http://schemas.microsoft.com/office/word/2010/wordprocessingShape" mc:Ignorable="w14 w15 w16se w16cid w16 w16cex w16sdtdh w16sdtfl w16du wp14">
   <w:comment w:id="1" w:author="MELISSA FERNANDA DUARTE MANZANO [2]" w:date="2021-09-08T13:46:00Z" w:initials="">
     <w:p>
       <w:pPr>
@@ -1761,7 +1756,7 @@
       </w:r>
     </w:p>
   </w:comment>
-  <w:comment w:id="29" w:author="SINAI ALEJANDRA BUSTAMANTE SANCHEZ" w:date="2021-10-01T09:29:00Z" w:initials="SABS">
+  <w:comment w:id="28" w:author="SINAI ALEJANDRA BUSTAMANTE SANCHEZ" w:date="2021-10-01T09:29:00Z" w:initials="SABS">
     <w:p>
       <w:pPr>
         <w:pStyle w:val="Textocomentario"/>
@@ -1797,15 +1792,7 @@
         <w:pStyle w:val="Textocomentario"/>
       </w:pPr>
       <w:r>
-        <w:t>-</w:t>
-      </w:r>
-      <w:proofErr w:type="gramStart"/>
-      <w:r>
-        <w:t>Director</w:t>
-      </w:r>
-      <w:proofErr w:type="gramEnd"/>
-      <w:r>
-        <w:t>(a)</w:t>
+        <w:t>-Director(a)</w:t>
       </w:r>
     </w:p>
     <w:p>
@@ -1840,7 +1827,7 @@
 </file>
 
 <file path=word/commentsExtended.xml><?xml version="1.0" encoding="utf-8"?>
-<w15:commentsEx xmlns:wpc="http://schemas.microsoft.com/office/word/2010/wordprocessingCanvas" xmlns:cx="http://schemas.microsoft.com/office/drawing/2014/chartex" xmlns:cx1="http://schemas.microsoft.com/office/drawing/2015/9/8/chartex" xmlns:cx2="http://schemas.microsoft.com/office/drawing/2015/10/21/chartex" xmlns:cx3="http://schemas.microsoft.com/office/drawing/2016/5/9/chartex" xmlns:cx4="http://schemas.microsoft.com/office/drawing/2016/5/10/chartex" xmlns:cx5="http://schemas.microsoft.com/office/drawing/2016/5/11/chartex" xmlns:cx6="http://schemas.microsoft.com/office/drawing/2016/5/12/chartex" xmlns:cx7="http://schemas.microsoft.com/office/drawing/2016/5/13/chartex" xmlns:cx8="http://schemas.microsoft.com/office/drawing/2016/5/14/chartex" xmlns:mc="http://schemas.openxmlformats.org/markup-compatibility/2006" xmlns:aink="http://schemas.microsoft.com/office/drawing/2016/ink" xmlns:am3d="http://schemas.microsoft.com/office/drawing/2017/model3d" xmlns:o="urn:schemas-microsoft-com:office:office" xmlns:r="http://schemas.openxmlformats.org/officeDocument/2006/relationships" xmlns:m="http://schemas.openxmlformats.org/officeDocument/2006/math" xmlns:v="urn:schemas-microsoft-com:vml" xmlns:wp14="http://schemas.microsoft.com/office/word/2010/wordprocessingDrawing" xmlns:wp="http://schemas.openxmlformats.org/drawingml/2006/wordprocessingDrawing" xmlns:w10="urn:schemas-microsoft-com:office:word" xmlns:w="http://schemas.openxmlformats.org/wordprocessingml/2006/main" xmlns:w14="http://schemas.microsoft.com/office/word/2010/wordml" xmlns:w15="http://schemas.microsoft.com/office/word/2012/wordml" xmlns:w16cid="http://schemas.microsoft.com/office/word/2016/wordml/cid" xmlns:w16se="http://schemas.microsoft.com/office/word/2015/wordml/symex" xmlns:wpg="http://schemas.microsoft.com/office/word/2010/wordprocessingGroup" xmlns:wpi="http://schemas.microsoft.com/office/word/2010/wordprocessingInk" xmlns:wne="http://schemas.microsoft.com/office/word/2006/wordml" xmlns:wps="http://schemas.microsoft.com/office/word/2010/wordprocessingShape" mc:Ignorable="w14 w15 w16se w16cid wp14">
+<w15:commentsEx xmlns:wpc="http://schemas.microsoft.com/office/word/2010/wordprocessingCanvas" xmlns:cx="http://schemas.microsoft.com/office/drawing/2014/chartex" xmlns:cx1="http://schemas.microsoft.com/office/drawing/2015/9/8/chartex" xmlns:cx2="http://schemas.microsoft.com/office/drawing/2015/10/21/chartex" xmlns:cx3="http://schemas.microsoft.com/office/drawing/2016/5/9/chartex" xmlns:cx4="http://schemas.microsoft.com/office/drawing/2016/5/10/chartex" xmlns:cx5="http://schemas.microsoft.com/office/drawing/2016/5/11/chartex" xmlns:cx6="http://schemas.microsoft.com/office/drawing/2016/5/12/chartex" xmlns:cx7="http://schemas.microsoft.com/office/drawing/2016/5/13/chartex" xmlns:cx8="http://schemas.microsoft.com/office/drawing/2016/5/14/chartex" xmlns:mc="http://schemas.openxmlformats.org/markup-compatibility/2006" xmlns:aink="http://schemas.microsoft.com/office/drawing/2016/ink" xmlns:am3d="http://schemas.microsoft.com/office/drawing/2017/model3d" xmlns:o="urn:schemas-microsoft-com:office:office" xmlns:oel="http://schemas.microsoft.com/office/2019/extlst" xmlns:r="http://schemas.openxmlformats.org/officeDocument/2006/relationships" xmlns:m="http://schemas.openxmlformats.org/officeDocument/2006/math" xmlns:v="urn:schemas-microsoft-com:vml" xmlns:wp14="http://schemas.microsoft.com/office/word/2010/wordprocessingDrawing" xmlns:wp="http://schemas.openxmlformats.org/drawingml/2006/wordprocessingDrawing" xmlns:w10="urn:schemas-microsoft-com:office:word" xmlns:w="http://schemas.openxmlformats.org/wordprocessingml/2006/main" xmlns:w14="http://schemas.microsoft.com/office/word/2010/wordml" xmlns:w15="http://schemas.microsoft.com/office/word/2012/wordml" xmlns:w16cex="http://schemas.microsoft.com/office/word/2018/wordml/cex" xmlns:w16cid="http://schemas.microsoft.com/office/word/2016/wordml/cid" xmlns:w16="http://schemas.microsoft.com/office/word/2018/wordml" xmlns:w16du="http://schemas.microsoft.com/office/word/2023/wordml/word16du" xmlns:w16sdtdh="http://schemas.microsoft.com/office/word/2020/wordml/sdtdatahash" xmlns:w16sdtfl="http://schemas.microsoft.com/office/word/2024/wordml/sdtformatlock" xmlns:w16se="http://schemas.microsoft.com/office/word/2015/wordml/symex" xmlns:wpg="http://schemas.microsoft.com/office/word/2010/wordprocessingGroup" xmlns:wpi="http://schemas.microsoft.com/office/word/2010/wordprocessingInk" xmlns:wne="http://schemas.microsoft.com/office/word/2006/wordml" xmlns:wps="http://schemas.microsoft.com/office/word/2010/wordprocessingShape" mc:Ignorable="w14 w15 w16se w16cid w16 w16cex w16sdtdh w16sdtfl w16du wp14">
   <w15:commentEx w15:paraId="40A3AA75" w15:done="0"/>
   <w15:commentEx w15:paraId="61CF0F10" w15:done="0"/>
   <w15:commentEx w15:paraId="5F81BA5E" w15:done="0"/>
@@ -1861,7 +1848,7 @@
 </file>
 
 <file path=word/commentsIds.xml><?xml version="1.0" encoding="utf-8"?>
-<w16cid:commentsIds xmlns:wpc="http://schemas.microsoft.com/office/word/2010/wordprocessingCanvas" xmlns:cx="http://schemas.microsoft.com/office/drawing/2014/chartex" xmlns:cx1="http://schemas.microsoft.com/office/drawing/2015/9/8/chartex" xmlns:cx2="http://schemas.microsoft.com/office/drawing/2015/10/21/chartex" xmlns:cx3="http://schemas.microsoft.com/office/drawing/2016/5/9/chartex" xmlns:cx4="http://schemas.microsoft.com/office/drawing/2016/5/10/chartex" xmlns:cx5="http://schemas.microsoft.com/office/drawing/2016/5/11/chartex" xmlns:cx6="http://schemas.microsoft.com/office/drawing/2016/5/12/chartex" xmlns:cx7="http://schemas.microsoft.com/office/drawing/2016/5/13/chartex" xmlns:cx8="http://schemas.microsoft.com/office/drawing/2016/5/14/chartex" xmlns:mc="http://schemas.openxmlformats.org/markup-compatibility/2006" xmlns:aink="http://schemas.microsoft.com/office/drawing/2016/ink" xmlns:am3d="http://schemas.microsoft.com/office/drawing/2017/model3d" xmlns:o="urn:schemas-microsoft-com:office:office" xmlns:r="http://schemas.openxmlformats.org/officeDocument/2006/relationships" xmlns:m="http://schemas.openxmlformats.org/officeDocument/2006/math" xmlns:v="urn:schemas-microsoft-com:vml" xmlns:wp14="http://schemas.microsoft.com/office/word/2010/wordprocessingDrawing" xmlns:wp="http://schemas.openxmlformats.org/drawingml/2006/wordprocessingDrawing" xmlns:w10="urn:schemas-microsoft-com:office:word" xmlns:w="http://schemas.openxmlformats.org/wordprocessingml/2006/main" xmlns:w14="http://schemas.microsoft.com/office/word/2010/wordml" xmlns:w15="http://schemas.microsoft.com/office/word/2012/wordml" xmlns:w16cid="http://schemas.microsoft.com/office/word/2016/wordml/cid" xmlns:w16se="http://schemas.microsoft.com/office/word/2015/wordml/symex" xmlns:wpg="http://schemas.microsoft.com/office/word/2010/wordprocessingGroup" xmlns:wpi="http://schemas.microsoft.com/office/word/2010/wordprocessingInk" xmlns:wne="http://schemas.microsoft.com/office/word/2006/wordml" xmlns:wps="http://schemas.microsoft.com/office/word/2010/wordprocessingShape" mc:Ignorable="w14 w15 w16se w16cid wp14">
+<w16cid:commentsIds xmlns:wpc="http://schemas.microsoft.com/office/word/2010/wordprocessingCanvas" xmlns:cx="http://schemas.microsoft.com/office/drawing/2014/chartex" xmlns:cx1="http://schemas.microsoft.com/office/drawing/2015/9/8/chartex" xmlns:cx2="http://schemas.microsoft.com/office/drawing/2015/10/21/chartex" xmlns:cx3="http://schemas.microsoft.com/office/drawing/2016/5/9/chartex" xmlns:cx4="http://schemas.microsoft.com/office/drawing/2016/5/10/chartex" xmlns:cx5="http://schemas.microsoft.com/office/drawing/2016/5/11/chartex" xmlns:cx6="http://schemas.microsoft.com/office/drawing/2016/5/12/chartex" xmlns:cx7="http://schemas.microsoft.com/office/drawing/2016/5/13/chartex" xmlns:cx8="http://schemas.microsoft.com/office/drawing/2016/5/14/chartex" xmlns:mc="http://schemas.openxmlformats.org/markup-compatibility/2006" xmlns:aink="http://schemas.microsoft.com/office/drawing/2016/ink" xmlns:am3d="http://schemas.microsoft.com/office/drawing/2017/model3d" xmlns:o="urn:schemas-microsoft-com:office:office" xmlns:oel="http://schemas.microsoft.com/office/2019/extlst" xmlns:r="http://schemas.openxmlformats.org/officeDocument/2006/relationships" xmlns:m="http://schemas.openxmlformats.org/officeDocument/2006/math" xmlns:v="urn:schemas-microsoft-com:vml" xmlns:wp14="http://schemas.microsoft.com/office/word/2010/wordprocessingDrawing" xmlns:wp="http://schemas.openxmlformats.org/drawingml/2006/wordprocessingDrawing" xmlns:w10="urn:schemas-microsoft-com:office:word" xmlns:w="http://schemas.openxmlformats.org/wordprocessingml/2006/main" xmlns:w14="http://schemas.microsoft.com/office/word/2010/wordml" xmlns:w15="http://schemas.microsoft.com/office/word/2012/wordml" xmlns:w16cex="http://schemas.microsoft.com/office/word/2018/wordml/cex" xmlns:w16cid="http://schemas.microsoft.com/office/word/2016/wordml/cid" xmlns:w16="http://schemas.microsoft.com/office/word/2018/wordml" xmlns:w16du="http://schemas.microsoft.com/office/word/2023/wordml/word16du" xmlns:w16sdtdh="http://schemas.microsoft.com/office/word/2020/wordml/sdtdatahash" xmlns:w16sdtfl="http://schemas.microsoft.com/office/word/2024/wordml/sdtformatlock" xmlns:w16se="http://schemas.microsoft.com/office/word/2015/wordml/symex" xmlns:wpg="http://schemas.microsoft.com/office/word/2010/wordprocessingGroup" xmlns:wpi="http://schemas.microsoft.com/office/word/2010/wordprocessingInk" xmlns:wne="http://schemas.microsoft.com/office/word/2006/wordml" xmlns:wps="http://schemas.microsoft.com/office/word/2010/wordprocessingShape" mc:Ignorable="w14 w15 w16se w16cid w16 w16cex w16sdtdh w16sdtfl w16du wp14">
   <w16cid:commentId w16cid:paraId="40A3AA75" w16cid:durableId="25464AC4"/>
   <w16cid:commentId w16cid:paraId="61CF0F10" w16cid:durableId="25464AC3"/>
   <w16cid:commentId w16cid:paraId="5F81BA5E" w16cid:durableId="2A8D945A"/>
@@ -1882,7 +1869,7 @@
 </file>
 
 <file path=word/endnotes.xml><?xml version="1.0" encoding="utf-8"?>
-<w:endnotes xmlns:wpc="http://schemas.microsoft.com/office/word/2010/wordprocessingCanvas" xmlns:cx="http://schemas.microsoft.com/office/drawing/2014/chartex" xmlns:cx1="http://schemas.microsoft.com/office/drawing/2015/9/8/chartex" xmlns:cx2="http://schemas.microsoft.com/office/drawing/2015/10/21/chartex" xmlns:cx3="http://schemas.microsoft.com/office/drawing/2016/5/9/chartex" xmlns:cx4="http://schemas.microsoft.com/office/drawing/2016/5/10/chartex" xmlns:cx5="http://schemas.microsoft.com/office/drawing/2016/5/11/chartex" xmlns:cx6="http://schemas.microsoft.com/office/drawing/2016/5/12/chartex" xmlns:cx7="http://schemas.microsoft.com/office/drawing/2016/5/13/chartex" xmlns:cx8="http://schemas.microsoft.com/office/drawing/2016/5/14/chartex" xmlns:mc="http://schemas.openxmlformats.org/markup-compatibility/2006" xmlns:aink="http://schemas.microsoft.com/office/drawing/2016/ink" xmlns:am3d="http://schemas.microsoft.com/office/drawing/2017/model3d" xmlns:o="urn:schemas-microsoft-com:office:office" xmlns:r="http://schemas.openxmlformats.org/officeDocument/2006/relationships" xmlns:m="http://schemas.openxmlformats.org/officeDocument/2006/math" xmlns:v="urn:schemas-microsoft-com:vml" xmlns:wp14="http://schemas.microsoft.com/office/word/2010/wordprocessingDrawing" xmlns:wp="http://schemas.openxmlformats.org/drawingml/2006/wordprocessingDrawing" xmlns:w10="urn:schemas-microsoft-com:office:word" xmlns:w="http://schemas.openxmlformats.org/wordprocessingml/2006/main" xmlns:w14="http://schemas.microsoft.com/office/word/2010/wordml" xmlns:w15="http://schemas.microsoft.com/office/word/2012/wordml" xmlns:w16cid="http://schemas.microsoft.com/office/word/2016/wordml/cid" xmlns:w16se="http://schemas.microsoft.com/office/word/2015/wordml/symex" xmlns:wpg="http://schemas.microsoft.com/office/word/2010/wordprocessingGroup" xmlns:wpi="http://schemas.microsoft.com/office/word/2010/wordprocessingInk" xmlns:wne="http://schemas.microsoft.com/office/word/2006/wordml" xmlns:wps="http://schemas.microsoft.com/office/word/2010/wordprocessingShape" mc:Ignorable="w14 w15 w16se w16cid wp14">
+<w:endnotes xmlns:wpc="http://schemas.microsoft.com/office/word/2010/wordprocessingCanvas" xmlns:cx="http://schemas.microsoft.com/office/drawing/2014/chartex" xmlns:cx1="http://schemas.microsoft.com/office/drawing/2015/9/8/chartex" xmlns:cx2="http://schemas.microsoft.com/office/drawing/2015/10/21/chartex" xmlns:cx3="http://schemas.microsoft.com/office/drawing/2016/5/9/chartex" xmlns:cx4="http://schemas.microsoft.com/office/drawing/2016/5/10/chartex" xmlns:cx5="http://schemas.microsoft.com/office/drawing/2016/5/11/chartex" xmlns:cx6="http://schemas.microsoft.com/office/drawing/2016/5/12/chartex" xmlns:cx7="http://schemas.microsoft.com/office/drawing/2016/5/13/chartex" xmlns:cx8="http://schemas.microsoft.com/office/drawing/2016/5/14/chartex" xmlns:mc="http://schemas.openxmlformats.org/markup-compatibility/2006" xmlns:aink="http://schemas.microsoft.com/office/drawing/2016/ink" xmlns:am3d="http://schemas.microsoft.com/office/drawing/2017/model3d" xmlns:o="urn:schemas-microsoft-com:office:office" xmlns:oel="http://schemas.microsoft.com/office/2019/extlst" xmlns:r="http://schemas.openxmlformats.org/officeDocument/2006/relationships" xmlns:m="http://schemas.openxmlformats.org/officeDocument/2006/math" xmlns:v="urn:schemas-microsoft-com:vml" xmlns:wp14="http://schemas.microsoft.com/office/word/2010/wordprocessingDrawing" xmlns:wp="http://schemas.openxmlformats.org/drawingml/2006/wordprocessingDrawing" xmlns:w10="urn:schemas-microsoft-com:office:word" xmlns:w="http://schemas.openxmlformats.org/wordprocessingml/2006/main" xmlns:w14="http://schemas.microsoft.com/office/word/2010/wordml" xmlns:w15="http://schemas.microsoft.com/office/word/2012/wordml" xmlns:w16cex="http://schemas.microsoft.com/office/word/2018/wordml/cex" xmlns:w16cid="http://schemas.microsoft.com/office/word/2016/wordml/cid" xmlns:w16="http://schemas.microsoft.com/office/word/2018/wordml" xmlns:w16du="http://schemas.microsoft.com/office/word/2023/wordml/word16du" xmlns:w16sdtdh="http://schemas.microsoft.com/office/word/2020/wordml/sdtdatahash" xmlns:w16sdtfl="http://schemas.microsoft.com/office/word/2024/wordml/sdtformatlock" xmlns:w16se="http://schemas.microsoft.com/office/word/2015/wordml/symex" xmlns:wpg="http://schemas.microsoft.com/office/word/2010/wordprocessingGroup" xmlns:wpi="http://schemas.microsoft.com/office/word/2010/wordprocessingInk" xmlns:wne="http://schemas.microsoft.com/office/word/2006/wordml" xmlns:wps="http://schemas.microsoft.com/office/word/2010/wordprocessingShape" mc:Ignorable="w14 w15 w16se w16cid w16 w16cex w16sdtdh w16sdtfl w16du wp14">
   <w:endnote w:type="separator" w:id="-1">
     <w:p>
       <w:pPr>
@@ -1907,7 +1894,7 @@
 </file>
 
 <file path=word/footer1.xml><?xml version="1.0" encoding="utf-8"?>
-<w:ftr xmlns:wpc="http://schemas.microsoft.com/office/word/2010/wordprocessingCanvas" xmlns:cx="http://schemas.microsoft.com/office/drawing/2014/chartex" xmlns:cx1="http://schemas.microsoft.com/office/drawing/2015/9/8/chartex" xmlns:cx2="http://schemas.microsoft.com/office/drawing/2015/10/21/chartex" xmlns:cx3="http://schemas.microsoft.com/office/drawing/2016/5/9/chartex" xmlns:cx4="http://schemas.microsoft.com/office/drawing/2016/5/10/chartex" xmlns:cx5="http://schemas.microsoft.com/office/drawing/2016/5/11/chartex" xmlns:cx6="http://schemas.microsoft.com/office/drawing/2016/5/12/chartex" xmlns:cx7="http://schemas.microsoft.com/office/drawing/2016/5/13/chartex" xmlns:cx8="http://schemas.microsoft.com/office/drawing/2016/5/14/chartex" xmlns:mc="http://schemas.openxmlformats.org/markup-compatibility/2006" xmlns:aink="http://schemas.microsoft.com/office/drawing/2016/ink" xmlns:am3d="http://schemas.microsoft.com/office/drawing/2017/model3d" xmlns:o="urn:schemas-microsoft-com:office:office" xmlns:r="http://schemas.openxmlformats.org/officeDocument/2006/relationships" xmlns:m="http://schemas.openxmlformats.org/officeDocument/2006/math" xmlns:v="urn:schemas-microsoft-com:vml" xmlns:wp14="http://schemas.microsoft.com/office/word/2010/wordprocessingDrawing" xmlns:wp="http://schemas.openxmlformats.org/drawingml/2006/wordprocessingDrawing" xmlns:w10="urn:schemas-microsoft-com:office:word" xmlns:w="http://schemas.openxmlformats.org/wordprocessingml/2006/main" xmlns:w14="http://schemas.microsoft.com/office/word/2010/wordml" xmlns:w15="http://schemas.microsoft.com/office/word/2012/wordml" xmlns:w16cid="http://schemas.microsoft.com/office/word/2016/wordml/cid" xmlns:w16se="http://schemas.microsoft.com/office/word/2015/wordml/symex" xmlns:wpg="http://schemas.microsoft.com/office/word/2010/wordprocessingGroup" xmlns:wpi="http://schemas.microsoft.com/office/word/2010/wordprocessingInk" xmlns:wne="http://schemas.microsoft.com/office/word/2006/wordml" xmlns:wps="http://schemas.microsoft.com/office/word/2010/wordprocessingShape" mc:Ignorable="w14 w15 w16se w16cid wp14">
+<w:ftr xmlns:wpc="http://schemas.microsoft.com/office/word/2010/wordprocessingCanvas" xmlns:cx="http://schemas.microsoft.com/office/drawing/2014/chartex" xmlns:cx1="http://schemas.microsoft.com/office/drawing/2015/9/8/chartex" xmlns:cx2="http://schemas.microsoft.com/office/drawing/2015/10/21/chartex" xmlns:cx3="http://schemas.microsoft.com/office/drawing/2016/5/9/chartex" xmlns:cx4="http://schemas.microsoft.com/office/drawing/2016/5/10/chartex" xmlns:cx5="http://schemas.microsoft.com/office/drawing/2016/5/11/chartex" xmlns:cx6="http://schemas.microsoft.com/office/drawing/2016/5/12/chartex" xmlns:cx7="http://schemas.microsoft.com/office/drawing/2016/5/13/chartex" xmlns:cx8="http://schemas.microsoft.com/office/drawing/2016/5/14/chartex" xmlns:mc="http://schemas.openxmlformats.org/markup-compatibility/2006" xmlns:aink="http://schemas.microsoft.com/office/drawing/2016/ink" xmlns:am3d="http://schemas.microsoft.com/office/drawing/2017/model3d" xmlns:o="urn:schemas-microsoft-com:office:office" xmlns:oel="http://schemas.microsoft.com/office/2019/extlst" xmlns:r="http://schemas.openxmlformats.org/officeDocument/2006/relationships" xmlns:m="http://schemas.openxmlformats.org/officeDocument/2006/math" xmlns:v="urn:schemas-microsoft-com:vml" xmlns:wp14="http://schemas.microsoft.com/office/word/2010/wordprocessingDrawing" xmlns:wp="http://schemas.openxmlformats.org/drawingml/2006/wordprocessingDrawing" xmlns:w10="urn:schemas-microsoft-com:office:word" xmlns:w="http://schemas.openxmlformats.org/wordprocessingml/2006/main" xmlns:w14="http://schemas.microsoft.com/office/word/2010/wordml" xmlns:w15="http://schemas.microsoft.com/office/word/2012/wordml" xmlns:w16cex="http://schemas.microsoft.com/office/word/2018/wordml/cex" xmlns:w16cid="http://schemas.microsoft.com/office/word/2016/wordml/cid" xmlns:w16="http://schemas.microsoft.com/office/word/2018/wordml" xmlns:w16du="http://schemas.microsoft.com/office/word/2023/wordml/word16du" xmlns:w16sdtdh="http://schemas.microsoft.com/office/word/2020/wordml/sdtdatahash" xmlns:w16sdtfl="http://schemas.microsoft.com/office/word/2024/wordml/sdtformatlock" xmlns:w16se="http://schemas.microsoft.com/office/word/2015/wordml/symex" xmlns:wpg="http://schemas.microsoft.com/office/word/2010/wordprocessingGroup" xmlns:wpi="http://schemas.microsoft.com/office/word/2010/wordprocessingInk" xmlns:wne="http://schemas.microsoft.com/office/word/2006/wordml" xmlns:wps="http://schemas.microsoft.com/office/word/2010/wordprocessingShape" mc:Ignorable="w14 w15 w16se w16cid w16 w16cex w16sdtdh w16sdtfl w16du wp14">
   <w:p>
     <w:pPr>
       <w:spacing w:after="0" w:line="240" w:lineRule="auto"/>
@@ -1935,8 +1922,8 @@
         <w:szCs w:val="18"/>
       </w:rPr>
     </w:pPr>
-    <w:bookmarkStart w:id="30" w:name="_Hlk86140406"/>
-    <w:bookmarkStart w:id="31" w:name="_Hlk86140499"/>
+    <w:bookmarkStart w:id="29" w:name="_Hlk86140406"/>
+    <w:bookmarkStart w:id="30" w:name="_Hlk86140499"/>
     <w:r>
       <w:rPr>
         <w:rFonts w:ascii="HelveticaNeueLT Com 65 Md" w:hAnsi="HelveticaNeueLT Com 65 Md"/>
@@ -1967,9 +1954,20 @@
         <w:sz w:val="16"/>
         <w:szCs w:val="18"/>
       </w:rPr>
-      <w:t>. 104, 106 y 108, Colonia Cinco de Mayo, Toluca, Estado de México, C.P. 50090    Tel. 722 167 84 50</w:t>
+      <w:t xml:space="preserve">. 104, 106 y 108, Colonia Cinco de Mayo, Toluca, Estado de México, C.P. 50090    Tel. 722 167 84 </w:t>
     </w:r>
-    <w:bookmarkEnd w:id="30"/>
+    <w:proofErr w:type="gramStart"/>
+    <w:r>
+      <w:rPr>
+        <w:rFonts w:ascii="HelveticaNeueLT Com 65 Md" w:hAnsi="HelveticaNeueLT Com 65 Md"/>
+        <w:color w:val="808080" w:themeColor="background1" w:themeShade="80"/>
+        <w:spacing w:val="-10"/>
+        <w:sz w:val="16"/>
+        <w:szCs w:val="18"/>
+      </w:rPr>
+      <w:t>50</w:t>
+    </w:r>
+    <w:bookmarkEnd w:id="29"/>
     <w:r>
       <w:rPr>
         <w:rFonts w:ascii="HelveticaNeueLT Com 65 Md" w:hAnsi="HelveticaNeueLT Com 65 Md"/>
@@ -1980,6 +1978,7 @@
       </w:rPr>
       <w:t xml:space="preserve">  (</w:t>
     </w:r>
+    <w:proofErr w:type="gramEnd"/>
     <w:r>
       <w:rPr>
         <w:rFonts w:ascii="HelveticaNeueLT Com 65 Md" w:hAnsi="HelveticaNeueLT Com 65 Md"/>
@@ -2021,7 +2020,7 @@
       <w:t>)</w:t>
     </w:r>
   </w:p>
-  <w:bookmarkEnd w:id="31"/>
+  <w:bookmarkEnd w:id="30"/>
   <w:p>
     <w:pPr>
       <w:spacing w:after="0" w:line="240" w:lineRule="auto"/>
@@ -2199,7 +2198,7 @@
               <v:stroke joinstyle="miter"/>
               <v:path gradientshapeok="t" o:connecttype="rect"/>
             </v:shapetype>
-            <v:shape id="Cuadro de texto 3" o:spid="_x0000_s1026" type="#_x0000_t202" style="position:absolute;left:0;text-align:left;margin-left:8.05pt;margin-top:.6pt;width:59.25pt;height:21.75pt;z-index:251663360;visibility:visible;mso-wrap-style:square;mso-width-percent:0;mso-height-percent:0;mso-wrap-distance-left:9pt;mso-wrap-distance-top:0;mso-wrap-distance-right:9pt;mso-wrap-distance-bottom:0;mso-position-horizontal:right;mso-position-horizontal-relative:margin;mso-position-vertical:absolute;mso-position-vertical-relative:text;mso-width-percent:0;mso-height-percent:0;mso-width-relative:margin;mso-height-relative:margin;v-text-anchor:top" o:gfxdata="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" filled="f" stroked="f" strokeweight=".5pt">
+            <v:shape id="Cuadro de texto 3" o:spid="_x0000_s1026" type="#_x0000_t202" style="position:absolute;left:0;text-align:left;margin-left:8.05pt;margin-top:.6pt;width:59.25pt;height:21.75pt;z-index:251663360;visibility:visible;mso-wrap-style:square;mso-width-percent:0;mso-height-percent:0;mso-wrap-distance-left:9pt;mso-wrap-distance-top:0;mso-wrap-distance-right:9pt;mso-wrap-distance-bottom:0;mso-position-horizontal:right;mso-position-horizontal-relative:margin;mso-position-vertical:absolute;mso-position-vertical-relative:text;mso-width-percent:0;mso-height-percent:0;mso-width-relative:margin;mso-height-relative:margin;v-text-anchor:top" o:gfxdata="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" filled="f" stroked="f" strokeweight=".5pt">
               <v:textbox>
                 <w:txbxContent>
                   <w:p>
@@ -2279,7 +2278,27 @@
         <w:sz w:val="14"/>
         <w:szCs w:val="14"/>
       </w:rPr>
-      <w:t xml:space="preserve">Para mayor información, visite el aviso de privacidad en los sitios: IntraNet o </w:t>
+      <w:t xml:space="preserve">Para </w:t>
+    </w:r>
+    <w:proofErr w:type="gramStart"/>
+    <w:r>
+      <w:rPr>
+        <w:rFonts w:ascii="HelveticaNeueLT Com 65 Md" w:hAnsi="HelveticaNeueLT Com 65 Md"/>
+        <w:color w:val="808080" w:themeColor="background1" w:themeShade="80"/>
+        <w:sz w:val="14"/>
+        <w:szCs w:val="14"/>
+      </w:rPr>
+      <w:t>mayor información</w:t>
+    </w:r>
+    <w:proofErr w:type="gramEnd"/>
+    <w:r>
+      <w:rPr>
+        <w:rFonts w:ascii="HelveticaNeueLT Com 65 Md" w:hAnsi="HelveticaNeueLT Com 65 Md"/>
+        <w:color w:val="808080" w:themeColor="background1" w:themeShade="80"/>
+        <w:sz w:val="14"/>
+        <w:szCs w:val="14"/>
+      </w:rPr>
+      <w:t xml:space="preserve">, visite el aviso de privacidad en los sitios: IntraNet o </w:t>
     </w:r>
     <w:hyperlink r:id="rId1" w:history="1">
       <w:r>
@@ -2453,7 +2472,7 @@
 </file>
 
 <file path=word/footnotes.xml><?xml version="1.0" encoding="utf-8"?>
-<w:footnotes xmlns:wpc="http://schemas.microsoft.com/office/word/2010/wordprocessingCanvas" xmlns:cx="http://schemas.microsoft.com/office/drawing/2014/chartex" xmlns:cx1="http://schemas.microsoft.com/office/drawing/2015/9/8/chartex" xmlns:cx2="http://schemas.microsoft.com/office/drawing/2015/10/21/chartex" xmlns:cx3="http://schemas.microsoft.com/office/drawing/2016/5/9/chartex" xmlns:cx4="http://schemas.microsoft.com/office/drawing/2016/5/10/chartex" xmlns:cx5="http://schemas.microsoft.com/office/drawing/2016/5/11/chartex" xmlns:cx6="http://schemas.microsoft.com/office/drawing/2016/5/12/chartex" xmlns:cx7="http://schemas.microsoft.com/office/drawing/2016/5/13/chartex" xmlns:cx8="http://schemas.microsoft.com/office/drawing/2016/5/14/chartex" xmlns:mc="http://schemas.openxmlformats.org/markup-compatibility/2006" xmlns:aink="http://schemas.microsoft.com/office/drawing/2016/ink" xmlns:am3d="http://schemas.microsoft.com/office/drawing/2017/model3d" xmlns:o="urn:schemas-microsoft-com:office:office" xmlns:r="http://schemas.openxmlformats.org/officeDocument/2006/relationships" xmlns:m="http://schemas.openxmlformats.org/officeDocument/2006/math" xmlns:v="urn:schemas-microsoft-com:vml" xmlns:wp14="http://schemas.microsoft.com/office/word/2010/wordprocessingDrawing" xmlns:wp="http://schemas.openxmlformats.org/drawingml/2006/wordprocessingDrawing" xmlns:w10="urn:schemas-microsoft-com:office:word" xmlns:w="http://schemas.openxmlformats.org/wordprocessingml/2006/main" xmlns:w14="http://schemas.microsoft.com/office/word/2010/wordml" xmlns:w15="http://schemas.microsoft.com/office/word/2012/wordml" xmlns:w16cid="http://schemas.microsoft.com/office/word/2016/wordml/cid" xmlns:w16se="http://schemas.microsoft.com/office/word/2015/wordml/symex" xmlns:wpg="http://schemas.microsoft.com/office/word/2010/wordprocessingGroup" xmlns:wpi="http://schemas.microsoft.com/office/word/2010/wordprocessingInk" xmlns:wne="http://schemas.microsoft.com/office/word/2006/wordml" xmlns:wps="http://schemas.microsoft.com/office/word/2010/wordprocessingShape" mc:Ignorable="w14 w15 w16se w16cid wp14">
+<w:footnotes xmlns:wpc="http://schemas.microsoft.com/office/word/2010/wordprocessingCanvas" xmlns:cx="http://schemas.microsoft.com/office/drawing/2014/chartex" xmlns:cx1="http://schemas.microsoft.com/office/drawing/2015/9/8/chartex" xmlns:cx2="http://schemas.microsoft.com/office/drawing/2015/10/21/chartex" xmlns:cx3="http://schemas.microsoft.com/office/drawing/2016/5/9/chartex" xmlns:cx4="http://schemas.microsoft.com/office/drawing/2016/5/10/chartex" xmlns:cx5="http://schemas.microsoft.com/office/drawing/2016/5/11/chartex" xmlns:cx6="http://schemas.microsoft.com/office/drawing/2016/5/12/chartex" xmlns:cx7="http://schemas.microsoft.com/office/drawing/2016/5/13/chartex" xmlns:cx8="http://schemas.microsoft.com/office/drawing/2016/5/14/chartex" xmlns:mc="http://schemas.openxmlformats.org/markup-compatibility/2006" xmlns:aink="http://schemas.microsoft.com/office/drawing/2016/ink" xmlns:am3d="http://schemas.microsoft.com/office/drawing/2017/model3d" xmlns:o="urn:schemas-microsoft-com:office:office" xmlns:oel="http://schemas.microsoft.com/office/2019/extlst" xmlns:r="http://schemas.openxmlformats.org/officeDocument/2006/relationships" xmlns:m="http://schemas.openxmlformats.org/officeDocument/2006/math" xmlns:v="urn:schemas-microsoft-com:vml" xmlns:wp14="http://schemas.microsoft.com/office/word/2010/wordprocessingDrawing" xmlns:wp="http://schemas.openxmlformats.org/drawingml/2006/wordprocessingDrawing" xmlns:w10="urn:schemas-microsoft-com:office:word" xmlns:w="http://schemas.openxmlformats.org/wordprocessingml/2006/main" xmlns:w14="http://schemas.microsoft.com/office/word/2010/wordml" xmlns:w15="http://schemas.microsoft.com/office/word/2012/wordml" xmlns:w16cex="http://schemas.microsoft.com/office/word/2018/wordml/cex" xmlns:w16cid="http://schemas.microsoft.com/office/word/2016/wordml/cid" xmlns:w16="http://schemas.microsoft.com/office/word/2018/wordml" xmlns:w16du="http://schemas.microsoft.com/office/word/2023/wordml/word16du" xmlns:w16sdtdh="http://schemas.microsoft.com/office/word/2020/wordml/sdtdatahash" xmlns:w16sdtfl="http://schemas.microsoft.com/office/word/2024/wordml/sdtformatlock" xmlns:w16se="http://schemas.microsoft.com/office/word/2015/wordml/symex" xmlns:wpg="http://schemas.microsoft.com/office/word/2010/wordprocessingGroup" xmlns:wpi="http://schemas.microsoft.com/office/word/2010/wordprocessingInk" xmlns:wne="http://schemas.microsoft.com/office/word/2006/wordml" xmlns:wps="http://schemas.microsoft.com/office/word/2010/wordprocessingShape" mc:Ignorable="w14 w15 w16se w16cid w16 w16cex w16sdtdh w16sdtfl w16du wp14">
   <w:footnote w:type="separator" w:id="-1">
     <w:p>
       <w:pPr>
@@ -2478,7 +2497,7 @@
 </file>
 
 <file path=word/header1.xml><?xml version="1.0" encoding="utf-8"?>
-<w:hdr xmlns:wpc="http://schemas.microsoft.com/office/word/2010/wordprocessingCanvas" xmlns:cx="http://schemas.microsoft.com/office/drawing/2014/chartex" xmlns:cx1="http://schemas.microsoft.com/office/drawing/2015/9/8/chartex" xmlns:cx2="http://schemas.microsoft.com/office/drawing/2015/10/21/chartex" xmlns:cx3="http://schemas.microsoft.com/office/drawing/2016/5/9/chartex" xmlns:cx4="http://schemas.microsoft.com/office/drawing/2016/5/10/chartex" xmlns:cx5="http://schemas.microsoft.com/office/drawing/2016/5/11/chartex" xmlns:cx6="http://schemas.microsoft.com/office/drawing/2016/5/12/chartex" xmlns:cx7="http://schemas.microsoft.com/office/drawing/2016/5/13/chartex" xmlns:cx8="http://schemas.microsoft.com/office/drawing/2016/5/14/chartex" xmlns:mc="http://schemas.openxmlformats.org/markup-compatibility/2006" xmlns:aink="http://schemas.microsoft.com/office/drawing/2016/ink" xmlns:am3d="http://schemas.microsoft.com/office/drawing/2017/model3d" xmlns:o="urn:schemas-microsoft-com:office:office" xmlns:r="http://schemas.openxmlformats.org/officeDocument/2006/relationships" xmlns:m="http://schemas.openxmlformats.org/officeDocument/2006/math" xmlns:v="urn:schemas-microsoft-com:vml" xmlns:wp14="http://schemas.microsoft.com/office/word/2010/wordprocessingDrawing" xmlns:wp="http://schemas.openxmlformats.org/drawingml/2006/wordprocessingDrawing" xmlns:w10="urn:schemas-microsoft-com:office:word" xmlns:w="http://schemas.openxmlformats.org/wordprocessingml/2006/main" xmlns:w14="http://schemas.microsoft.com/office/word/2010/wordml" xmlns:w15="http://schemas.microsoft.com/office/word/2012/wordml" xmlns:w16cid="http://schemas.microsoft.com/office/word/2016/wordml/cid" xmlns:w16se="http://schemas.microsoft.com/office/word/2015/wordml/symex" xmlns:wpg="http://schemas.microsoft.com/office/word/2010/wordprocessingGroup" xmlns:wpi="http://schemas.microsoft.com/office/word/2010/wordprocessingInk" xmlns:wne="http://schemas.microsoft.com/office/word/2006/wordml" xmlns:wps="http://schemas.microsoft.com/office/word/2010/wordprocessingShape" mc:Ignorable="w14 w15 w16se w16cid wp14">
+<w:hdr xmlns:wpc="http://schemas.microsoft.com/office/word/2010/wordprocessingCanvas" xmlns:cx="http://schemas.microsoft.com/office/drawing/2014/chartex" xmlns:cx1="http://schemas.microsoft.com/office/drawing/2015/9/8/chartex" xmlns:cx2="http://schemas.microsoft.com/office/drawing/2015/10/21/chartex" xmlns:cx3="http://schemas.microsoft.com/office/drawing/2016/5/9/chartex" xmlns:cx4="http://schemas.microsoft.com/office/drawing/2016/5/10/chartex" xmlns:cx5="http://schemas.microsoft.com/office/drawing/2016/5/11/chartex" xmlns:cx6="http://schemas.microsoft.com/office/drawing/2016/5/12/chartex" xmlns:cx7="http://schemas.microsoft.com/office/drawing/2016/5/13/chartex" xmlns:cx8="http://schemas.microsoft.com/office/drawing/2016/5/14/chartex" xmlns:mc="http://schemas.openxmlformats.org/markup-compatibility/2006" xmlns:aink="http://schemas.microsoft.com/office/drawing/2016/ink" xmlns:am3d="http://schemas.microsoft.com/office/drawing/2017/model3d" xmlns:o="urn:schemas-microsoft-com:office:office" xmlns:oel="http://schemas.microsoft.com/office/2019/extlst" xmlns:r="http://schemas.openxmlformats.org/officeDocument/2006/relationships" xmlns:m="http://schemas.openxmlformats.org/officeDocument/2006/math" xmlns:v="urn:schemas-microsoft-com:vml" xmlns:wp14="http://schemas.microsoft.com/office/word/2010/wordprocessingDrawing" xmlns:wp="http://schemas.openxmlformats.org/drawingml/2006/wordprocessingDrawing" xmlns:w10="urn:schemas-microsoft-com:office:word" xmlns:w="http://schemas.openxmlformats.org/wordprocessingml/2006/main" xmlns:w14="http://schemas.microsoft.com/office/word/2010/wordml" xmlns:w15="http://schemas.microsoft.com/office/word/2012/wordml" xmlns:w16cex="http://schemas.microsoft.com/office/word/2018/wordml/cex" xmlns:w16cid="http://schemas.microsoft.com/office/word/2016/wordml/cid" xmlns:w16="http://schemas.microsoft.com/office/word/2018/wordml" xmlns:w16du="http://schemas.microsoft.com/office/word/2023/wordml/word16du" xmlns:w16sdtdh="http://schemas.microsoft.com/office/word/2020/wordml/sdtdatahash" xmlns:w16sdtfl="http://schemas.microsoft.com/office/word/2024/wordml/sdtformatlock" xmlns:w16se="http://schemas.microsoft.com/office/word/2015/wordml/symex" xmlns:wpg="http://schemas.microsoft.com/office/word/2010/wordprocessingGroup" xmlns:wpi="http://schemas.microsoft.com/office/word/2010/wordprocessingInk" xmlns:wne="http://schemas.microsoft.com/office/word/2006/wordml" xmlns:wps="http://schemas.microsoft.com/office/word/2010/wordprocessingShape" mc:Ignorable="w14 w15 w16se w16cid w16 w16cex w16sdtdh w16sdtfl w16du wp14">
   <w:tbl>
     <w:tblPr>
       <w:tblStyle w:val="Tablaconcuadrcula"/>
@@ -2678,8 +2697,8 @@
             <w:jc w:val="center"/>
             <w:rPr>
               <w:rFonts w:ascii="HelveticaNeueLT Com 65 Md" w:hAnsi="HelveticaNeueLT Com 65 Md"/>
-              <w:sz w:val="13"/>
-              <w:szCs w:val="13"/>
+              <w:sz w:val="14"/>
+              <w:szCs w:val="14"/>
             </w:rPr>
           </w:pPr>
           <w:r>
@@ -2689,36 +2708,8 @@
               <w:sz w:val="13"/>
               <w:szCs w:val="13"/>
             </w:rPr>
-            <w:t>”</w:t>
+            <w:t>“2026. Año del Humanismo Mexicano en el Estado de México”.</w:t>
           </w:r>
-          <w:r>
-            <w:rPr>
-              <w:rFonts w:ascii="HelveticaNeueLT Com 65 Md" w:hAnsi="HelveticaNeueLT Com 65 Md"/>
-              <w:spacing w:val="-4"/>
-              <w:sz w:val="14"/>
-              <w:szCs w:val="14"/>
-            </w:rPr>
-            <w:t>2025. Bicentenario de la vida municipal en el Estado de México</w:t>
-          </w:r>
-          <w:r>
-            <w:rPr>
-              <w:rFonts w:ascii="HelveticaNeueLT Com 65 Md" w:hAnsi="HelveticaNeueLT Com 65 Md"/>
-              <w:sz w:val="13"/>
-              <w:szCs w:val="13"/>
-            </w:rPr>
-            <w:t>".</w:t>
-          </w:r>
-        </w:p>
-        <w:p>
-          <w:pPr>
-            <w:pStyle w:val="Encabezado"/>
-            <w:jc w:val="center"/>
-            <w:rPr>
-              <w:rFonts w:ascii="HelveticaNeueLT Com 65 Md" w:hAnsi="HelveticaNeueLT Com 65 Md"/>
-              <w:sz w:val="14"/>
-              <w:szCs w:val="14"/>
-            </w:rPr>
-          </w:pPr>
         </w:p>
         <w:p>
           <w:pPr>
@@ -2943,7 +2934,7 @@
 </file>
 
 <file path=word/numbering.xml><?xml version="1.0" encoding="utf-8"?>
-<w:numbering xmlns:wpc="http://schemas.microsoft.com/office/word/2010/wordprocessingCanvas" xmlns:cx="http://schemas.microsoft.com/office/drawing/2014/chartex" xmlns:cx1="http://schemas.microsoft.com/office/drawing/2015/9/8/chartex" xmlns:cx2="http://schemas.microsoft.com/office/drawing/2015/10/21/chartex" xmlns:cx3="http://schemas.microsoft.com/office/drawing/2016/5/9/chartex" xmlns:cx4="http://schemas.microsoft.com/office/drawing/2016/5/10/chartex" xmlns:cx5="http://schemas.microsoft.com/office/drawing/2016/5/11/chartex" xmlns:cx6="http://schemas.microsoft.com/office/drawing/2016/5/12/chartex" xmlns:cx7="http://schemas.microsoft.com/office/drawing/2016/5/13/chartex" xmlns:cx8="http://schemas.microsoft.com/office/drawing/2016/5/14/chartex" xmlns:mc="http://schemas.openxmlformats.org/markup-compatibility/2006" xmlns:aink="http://schemas.microsoft.com/office/drawing/2016/ink" xmlns:am3d="http://schemas.microsoft.com/office/drawing/2017/model3d" xmlns:o="urn:schemas-microsoft-com:office:office" xmlns:r="http://schemas.openxmlformats.org/officeDocument/2006/relationships" xmlns:m="http://schemas.openxmlformats.org/officeDocument/2006/math" xmlns:v="urn:schemas-microsoft-com:vml" xmlns:wp14="http://schemas.microsoft.com/office/word/2010/wordprocessingDrawing" xmlns:wp="http://schemas.openxmlformats.org/drawingml/2006/wordprocessingDrawing" xmlns:w10="urn:schemas-microsoft-com:office:word" xmlns:w="http://schemas.openxmlformats.org/wordprocessingml/2006/main" xmlns:w14="http://schemas.microsoft.com/office/word/2010/wordml" xmlns:w15="http://schemas.microsoft.com/office/word/2012/wordml" xmlns:w16cid="http://schemas.microsoft.com/office/word/2016/wordml/cid" xmlns:w16se="http://schemas.microsoft.com/office/word/2015/wordml/symex" xmlns:wpg="http://schemas.microsoft.com/office/word/2010/wordprocessingGroup" xmlns:wpi="http://schemas.microsoft.com/office/word/2010/wordprocessingInk" xmlns:wne="http://schemas.microsoft.com/office/word/2006/wordml" xmlns:wps="http://schemas.microsoft.com/office/word/2010/wordprocessingShape" mc:Ignorable="w14 w15 w16se w16cid wp14">
+<w:numbering xmlns:wpc="http://schemas.microsoft.com/office/word/2010/wordprocessingCanvas" xmlns:cx="http://schemas.microsoft.com/office/drawing/2014/chartex" xmlns:cx1="http://schemas.microsoft.com/office/drawing/2015/9/8/chartex" xmlns:cx2="http://schemas.microsoft.com/office/drawing/2015/10/21/chartex" xmlns:cx3="http://schemas.microsoft.com/office/drawing/2016/5/9/chartex" xmlns:cx4="http://schemas.microsoft.com/office/drawing/2016/5/10/chartex" xmlns:cx5="http://schemas.microsoft.com/office/drawing/2016/5/11/chartex" xmlns:cx6="http://schemas.microsoft.com/office/drawing/2016/5/12/chartex" xmlns:cx7="http://schemas.microsoft.com/office/drawing/2016/5/13/chartex" xmlns:cx8="http://schemas.microsoft.com/office/drawing/2016/5/14/chartex" xmlns:mc="http://schemas.openxmlformats.org/markup-compatibility/2006" xmlns:aink="http://schemas.microsoft.com/office/drawing/2016/ink" xmlns:am3d="http://schemas.microsoft.com/office/drawing/2017/model3d" xmlns:o="urn:schemas-microsoft-com:office:office" xmlns:oel="http://schemas.microsoft.com/office/2019/extlst" xmlns:r="http://schemas.openxmlformats.org/officeDocument/2006/relationships" xmlns:m="http://schemas.openxmlformats.org/officeDocument/2006/math" xmlns:v="urn:schemas-microsoft-com:vml" xmlns:wp14="http://schemas.microsoft.com/office/word/2010/wordprocessingDrawing" xmlns:wp="http://schemas.openxmlformats.org/drawingml/2006/wordprocessingDrawing" xmlns:w10="urn:schemas-microsoft-com:office:word" xmlns:w="http://schemas.openxmlformats.org/wordprocessingml/2006/main" xmlns:w14="http://schemas.microsoft.com/office/word/2010/wordml" xmlns:w15="http://schemas.microsoft.com/office/word/2012/wordml" xmlns:w16cex="http://schemas.microsoft.com/office/word/2018/wordml/cex" xmlns:w16cid="http://schemas.microsoft.com/office/word/2016/wordml/cid" xmlns:w16="http://schemas.microsoft.com/office/word/2018/wordml" xmlns:w16du="http://schemas.microsoft.com/office/word/2023/wordml/word16du" xmlns:w16sdtdh="http://schemas.microsoft.com/office/word/2020/wordml/sdtdatahash" xmlns:w16sdtfl="http://schemas.microsoft.com/office/word/2024/wordml/sdtformatlock" xmlns:w16se="http://schemas.microsoft.com/office/word/2015/wordml/symex" xmlns:wpg="http://schemas.microsoft.com/office/word/2010/wordprocessingGroup" xmlns:wpi="http://schemas.microsoft.com/office/word/2010/wordprocessingInk" xmlns:wne="http://schemas.microsoft.com/office/word/2006/wordml" xmlns:wps="http://schemas.microsoft.com/office/word/2010/wordprocessingShape" mc:Ignorable="w14 w15 w16se w16cid w16 w16cex w16sdtdh w16sdtfl w16du wp14">
   <w:abstractNum w:abstractNumId="0" w15:restartNumberingAfterBreak="0">
     <w:nsid w:val="21CE0145"/>
     <w:multiLevelType w:val="hybridMultilevel"/>
@@ -3030,14 +3021,14 @@
       </w:pPr>
     </w:lvl>
   </w:abstractNum>
-  <w:num w:numId="1">
+  <w:num w:numId="1" w16cid:durableId="773785636">
     <w:abstractNumId w:val="0"/>
   </w:num>
 </w:numbering>
 </file>
 
 <file path=word/people.xml><?xml version="1.0" encoding="utf-8"?>
-<w15:people xmlns:wpc="http://schemas.microsoft.com/office/word/2010/wordprocessingCanvas" xmlns:cx="http://schemas.microsoft.com/office/drawing/2014/chartex" xmlns:cx1="http://schemas.microsoft.com/office/drawing/2015/9/8/chartex" xmlns:cx2="http://schemas.microsoft.com/office/drawing/2015/10/21/chartex" xmlns:cx3="http://schemas.microsoft.com/office/drawing/2016/5/9/chartex" xmlns:cx4="http://schemas.microsoft.com/office/drawing/2016/5/10/chartex" xmlns:cx5="http://schemas.microsoft.com/office/drawing/2016/5/11/chartex" xmlns:cx6="http://schemas.microsoft.com/office/drawing/2016/5/12/chartex" xmlns:cx7="http://schemas.microsoft.com/office/drawing/2016/5/13/chartex" xmlns:cx8="http://schemas.microsoft.com/office/drawing/2016/5/14/chartex" xmlns:mc="http://schemas.openxmlformats.org/markup-compatibility/2006" xmlns:aink="http://schemas.microsoft.com/office/drawing/2016/ink" xmlns:am3d="http://schemas.microsoft.com/office/drawing/2017/model3d" xmlns:o="urn:schemas-microsoft-com:office:office" xmlns:r="http://schemas.openxmlformats.org/officeDocument/2006/relationships" xmlns:m="http://schemas.openxmlformats.org/officeDocument/2006/math" xmlns:v="urn:schemas-microsoft-com:vml" xmlns:wp14="http://schemas.microsoft.com/office/word/2010/wordprocessingDrawing" xmlns:wp="http://schemas.openxmlformats.org/drawingml/2006/wordprocessingDrawing" xmlns:w10="urn:schemas-microsoft-com:office:word" xmlns:w="http://schemas.openxmlformats.org/wordprocessingml/2006/main" xmlns:w14="http://schemas.microsoft.com/office/word/2010/wordml" xmlns:w15="http://schemas.microsoft.com/office/word/2012/wordml" xmlns:w16cid="http://schemas.microsoft.com/office/word/2016/wordml/cid" xmlns:w16se="http://schemas.microsoft.com/office/word/2015/wordml/symex" xmlns:wpg="http://schemas.microsoft.com/office/word/2010/wordprocessingGroup" xmlns:wpi="http://schemas.microsoft.com/office/word/2010/wordprocessingInk" xmlns:wne="http://schemas.microsoft.com/office/word/2006/wordml" xmlns:wps="http://schemas.microsoft.com/office/word/2010/wordprocessingShape" mc:Ignorable="w14 w15 w16se w16cid wp14">
+<w15:people xmlns:wpc="http://schemas.microsoft.com/office/word/2010/wordprocessingCanvas" xmlns:cx="http://schemas.microsoft.com/office/drawing/2014/chartex" xmlns:cx1="http://schemas.microsoft.com/office/drawing/2015/9/8/chartex" xmlns:cx2="http://schemas.microsoft.com/office/drawing/2015/10/21/chartex" xmlns:cx3="http://schemas.microsoft.com/office/drawing/2016/5/9/chartex" xmlns:cx4="http://schemas.microsoft.com/office/drawing/2016/5/10/chartex" xmlns:cx5="http://schemas.microsoft.com/office/drawing/2016/5/11/chartex" xmlns:cx6="http://schemas.microsoft.com/office/drawing/2016/5/12/chartex" xmlns:cx7="http://schemas.microsoft.com/office/drawing/2016/5/13/chartex" xmlns:cx8="http://schemas.microsoft.com/office/drawing/2016/5/14/chartex" xmlns:mc="http://schemas.openxmlformats.org/markup-compatibility/2006" xmlns:aink="http://schemas.microsoft.com/office/drawing/2016/ink" xmlns:am3d="http://schemas.microsoft.com/office/drawing/2017/model3d" xmlns:o="urn:schemas-microsoft-com:office:office" xmlns:oel="http://schemas.microsoft.com/office/2019/extlst" xmlns:r="http://schemas.openxmlformats.org/officeDocument/2006/relationships" xmlns:m="http://schemas.openxmlformats.org/officeDocument/2006/math" xmlns:v="urn:schemas-microsoft-com:vml" xmlns:wp14="http://schemas.microsoft.com/office/word/2010/wordprocessingDrawing" xmlns:wp="http://schemas.openxmlformats.org/drawingml/2006/wordprocessingDrawing" xmlns:w10="urn:schemas-microsoft-com:office:word" xmlns:w="http://schemas.openxmlformats.org/wordprocessingml/2006/main" xmlns:w14="http://schemas.microsoft.com/office/word/2010/wordml" xmlns:w15="http://schemas.microsoft.com/office/word/2012/wordml" xmlns:w16cex="http://schemas.microsoft.com/office/word/2018/wordml/cex" xmlns:w16cid="http://schemas.microsoft.com/office/word/2016/wordml/cid" xmlns:w16="http://schemas.microsoft.com/office/word/2018/wordml" xmlns:w16du="http://schemas.microsoft.com/office/word/2023/wordml/word16du" xmlns:w16sdtdh="http://schemas.microsoft.com/office/word/2020/wordml/sdtdatahash" xmlns:w16sdtfl="http://schemas.microsoft.com/office/word/2024/wordml/sdtformatlock" xmlns:w16se="http://schemas.microsoft.com/office/word/2015/wordml/symex" xmlns:wpg="http://schemas.microsoft.com/office/word/2010/wordprocessingGroup" xmlns:wpi="http://schemas.microsoft.com/office/word/2010/wordprocessingInk" xmlns:wne="http://schemas.microsoft.com/office/word/2006/wordml" xmlns:wps="http://schemas.microsoft.com/office/word/2010/wordprocessingShape" mc:Ignorable="w14 w15 w16se w16cid w16 w16cex w16sdtdh w16sdtfl w16du wp14">
   <w15:person w15:author="MELISSA FERNANDA DUARTE MANZANO [2]">
     <w15:presenceInfo w15:providerId="AD" w15:userId="S-1-5-21-2181215472-2503910162-2911420252-2143"/>
   </w15:person>
@@ -3054,7 +3045,7 @@
 </file>
 
 <file path=word/styles.xml><?xml version="1.0" encoding="utf-8"?>
-<w:styles xmlns:mc="http://schemas.openxmlformats.org/markup-compatibility/2006" xmlns:r="http://schemas.openxmlformats.org/officeDocument/2006/relationships" xmlns:w="http://schemas.openxmlformats.org/wordprocessingml/2006/main" xmlns:w14="http://schemas.microsoft.com/office/word/2010/wordml" xmlns:w15="http://schemas.microsoft.com/office/word/2012/wordml" xmlns:w16cid="http://schemas.microsoft.com/office/word/2016/wordml/cid" xmlns:w16se="http://schemas.microsoft.com/office/word/2015/wordml/symex" mc:Ignorable="w14 w15 w16se w16cid">
+<w:styles xmlns:mc="http://schemas.openxmlformats.org/markup-compatibility/2006" xmlns:r="http://schemas.openxmlformats.org/officeDocument/2006/relationships" xmlns:w="http://schemas.openxmlformats.org/wordprocessingml/2006/main" xmlns:w14="http://schemas.microsoft.com/office/word/2010/wordml" xmlns:w15="http://schemas.microsoft.com/office/word/2012/wordml" xmlns:w16cex="http://schemas.microsoft.com/office/word/2018/wordml/cex" xmlns:w16cid="http://schemas.microsoft.com/office/word/2016/wordml/cid" xmlns:w16="http://schemas.microsoft.com/office/word/2018/wordml" xmlns:w16du="http://schemas.microsoft.com/office/word/2023/wordml/word16du" xmlns:w16sdtdh="http://schemas.microsoft.com/office/word/2020/wordml/sdtdatahash" xmlns:w16sdtfl="http://schemas.microsoft.com/office/word/2024/wordml/sdtformatlock" xmlns:w16se="http://schemas.microsoft.com/office/word/2015/wordml/symex" mc:Ignorable="w14 w15 w16se w16cid w16 w16cex w16sdtdh w16sdtfl w16du">
   <w:docDefaults>
     <w:rPrDefault>
       <w:rPr>
@@ -3070,7 +3061,7 @@
       </w:pPr>
     </w:pPrDefault>
   </w:docDefaults>
-  <w:latentStyles w:defLockedState="0" w:defUIPriority="99" w:defSemiHidden="0" w:defUnhideWhenUsed="0" w:defQFormat="0" w:count="375">
+  <w:latentStyles w:defLockedState="0" w:defUIPriority="99" w:defSemiHidden="0" w:defUnhideWhenUsed="0" w:defQFormat="0" w:count="376">
     <w:lsdException w:name="Normal" w:uiPriority="0" w:qFormat="1"/>
     <w:lsdException w:name="heading 1" w:uiPriority="9" w:qFormat="1"/>
     <w:lsdException w:name="heading 2" w:semiHidden="1" w:uiPriority="9" w:unhideWhenUsed="1" w:qFormat="1"/>
@@ -3446,6 +3437,7 @@
     <w:lsdException w:name="Smart Hyperlink" w:semiHidden="1" w:unhideWhenUsed="1"/>
     <w:lsdException w:name="Hashtag" w:semiHidden="1" w:unhideWhenUsed="1"/>
     <w:lsdException w:name="Unresolved Mention" w:semiHidden="1" w:unhideWhenUsed="1"/>
+    <w:lsdException w:name="Smart Link" w:semiHidden="1" w:unhideWhenUsed="1"/>
   </w:latentStyles>
   <w:style w:type="paragraph" w:default="1" w:styleId="Normal">
     <w:name w:val="Normal"/>
@@ -3455,7 +3447,6 @@
   <w:style w:type="character" w:default="1" w:styleId="Fuentedeprrafopredeter">
     <w:name w:val="Default Paragraph Font"/>
     <w:uiPriority w:val="1"/>
-    <w:semiHidden/>
     <w:unhideWhenUsed/>
   </w:style>
   <w:style w:type="table" w:default="1" w:styleId="Tablanormal">
